--- a/Xuehao_Xu_Research_CV_EN_v3.docx
+++ b/Xuehao_Xu_Research_CV_EN_v3.docx
@@ -45,7 +45,7 @@
           <w:color w:val="5E6C77"/>
           <w:sz w:val="17"/>
         </w:rPr>
-        <w:t>Email: xuxue6800@gmail.com | GitHub: github.com/srontover | Homepage: srontover.github.io</w:t>
+        <w:t>RESEARCH INTERESTS</w:t>
       </w:r>
     </w:p>
     <w:p>
@@ -64,7 +64,7 @@
           <w:color w:val="1E6E96"/>
           <w:sz w:val="18"/>
         </w:rPr>
-        <w:t>RESEARCH INTERESTS</w:t>
+        <w:t>Humanoid Robot Learning; Whole-Body Skill Learning; Reinforcement Learning; Motion Imitation; Motion Prior Learning; Sim-to-Real Transfer; Contact-Rich Robot Control</w:t>
       </w:r>
     </w:p>
     <w:p>
@@ -80,7 +80,7 @@
           <w:color w:val="1D2730"/>
           <w:sz w:val="18"/>
         </w:rPr>
-        <w:t>Humanoid Robot Learning; Whole-Body Skill Learning; Reinforcement Learning; Motion Imitation; Motion Prior Learning; Sim-to-Real Transfer; Contact-Rich Robot Control</w:t>
+        <w:t>Humanoid Robot Learning; Generalizable Physical Skill Learning; Loco-Manipulation; Reinforcement Learning; Motion Priors and Imitation Learning; Perception for Physical Control; Sim-to-Real and Learned Dynamics; Contact-Rich Robot Control</w:t>
       </w:r>
     </w:p>
     <w:p>
@@ -99,7 +99,7 @@
           <w:color w:val="1E6E96"/>
           <w:sz w:val="18"/>
         </w:rPr>
-        <w:t>EDUCATION</w:t>
+        <w:t>Nanjing University of Posts and Telecommunications (NJUPT)</w:t>
       </w:r>
     </w:p>
     <w:p>
@@ -115,7 +115,7 @@
           <w:color w:val="12314D"/>
           <w:sz w:val="20"/>
         </w:rPr>
-        <w:t>Nanjing University of Posts and Telecommunications (NJUPT)</w:t>
+        <w:t>B.Eng. Candidate in Artificial Intelligence | Expected Graduation: 2028</w:t>
       </w:r>
     </w:p>
     <w:p>
@@ -131,7 +131,7 @@
           <w:color w:val="5E6C77"/>
           <w:sz w:val="18"/>
         </w:rPr>
-        <w:t>B.Eng. Candidate in Artificial Intelligence | Expected Graduation: 2028</w:t>
+        <w:t>GPA: 4.08/5.0 | Ranked 3/133 in Artificial Intelligence</w:t>
       </w:r>
     </w:p>
     <w:p>
@@ -166,7 +166,9 @@
           <w:color w:val="1E6E96"/>
           <w:sz w:val="18"/>
         </w:rPr>
-        <w:t>RESEARCH EXPERIENCE</w:t>
+        <w:t>Learning Dynamic Skills for Humanoid Robots via Reinforcement Learning</w:t>
+        <w:tab/>
+        <w:t>2026-Present</w:t>
       </w:r>
     </w:p>
     <w:p>
@@ -212,7 +214,7 @@
           <w:color w:val="5E6C77"/>
           <w:sz w:val="17"/>
         </w:rPr>
-        <w:t>T1 Humanoid Robot Kicking and Locomotion</w:t>
+        <w:t>T1 Humanoid Kicking, Locomotion, and Skill Generalization</w:t>
       </w:r>
     </w:p>
     <w:p>
@@ -284,7 +286,7 @@
           <w:color w:val="1D2730"/>
           <w:sz w:val="17"/>
         </w:rPr>
-        <w:t>Investigating Conditional AMP and motion-prior-based kicking policies for skill generalization across different ball positions and kicking directions.</w:t>
+        <w:t>Investigating Conditional AMP and motion-prior-based policies for skill generalization across different ball positions, kicking directions, and task conditions.</w:t>
       </w:r>
     </w:p>
     <w:p>
@@ -385,7 +387,7 @@
           <w:color w:val="12314D"/>
           <w:sz w:val="20"/>
         </w:rPr>
-        <w:t>Motion Prior Learning for Humanoid Skill Acquisition</w:t>
+        <w:t>Motion Prior Learning for Generalizable Humanoid Skills</w:t>
       </w:r>
       <w:r>
         <w:rPr>
@@ -430,7 +432,7 @@
           <w:color w:val="1D2730"/>
           <w:sz w:val="17"/>
         </w:rPr>
-        <w:t>Studying AMP-style motion priors, human motion data, encoder-decoder policies, and latent representations for humanoid skill learning.</w:t>
+        <w:t>Studying AMP-style motion priors, human motion data, encoder-decoder policies, and latent representations for generalizable humanoid skill learning.</w:t>
       </w:r>
     </w:p>
     <w:p>
@@ -448,7 +450,7 @@
           <w:color w:val="1D2730"/>
           <w:sz w:val="17"/>
         </w:rPr>
-        <w:t>Exploring methods for balancing task rewards and motion-prior rewards to achieve natural and effective robot behaviors.</w:t>
+        <w:t>Exploring how motion priors can support natural, stable, and transferable behaviors without sacrificing task completion.</w:t>
       </w:r>
     </w:p>
     <w:p>
@@ -467,7 +469,7 @@
           <w:color w:val="12314D"/>
           <w:sz w:val="20"/>
         </w:rPr>
-        <w:t>Robot Hand-Eye Calibration with 3D Sensing and Geometric Constraints</w:t>
+        <w:t>Conducting research on robot hand-eye calibration with a completed patent application and ongoing manuscript preparation.</w:t>
       </w:r>
       <w:r>
         <w:rPr>
@@ -512,7 +514,7 @@
           <w:color w:val="1D2730"/>
           <w:sz w:val="17"/>
         </w:rPr>
-        <w:t>Conducting research on robot hand-eye calibration with a completed patent application and ongoing manuscript preparation.</w:t>
+        <w:t>Conducted calibration experiments with ABB industrial robots and 3D sensing systems for evaluation.</w:t>
       </w:r>
     </w:p>
     <w:p>
@@ -530,7 +532,7 @@
           <w:color w:val="1D2730"/>
           <w:sz w:val="17"/>
         </w:rPr>
-        <w:t>Investigating multi-stage calibration methods based on orthogonal geometric constraints, point-cloud filtering, and optimization.</w:t>
+        <w:t>TECHNICAL SKILLS</w:t>
       </w:r>
     </w:p>
     <w:p>
@@ -567,7 +569,7 @@
           <w:color w:val="1E6E96"/>
           <w:sz w:val="18"/>
         </w:rPr>
-        <w:t>TECHNICAL SKILLS</w:t>
+        <w:t>Machine Learning / RL: PyTorch, Reinforcement Learning, PPO, reward design, curriculum learning</w:t>
       </w:r>
     </w:p>
     <w:p>
@@ -645,7 +647,7 @@
           <w:color w:val="1D2730"/>
           <w:sz w:val="18"/>
         </w:rPr>
-        <w:t>Humanoid motion control, contact-rich skill learning, motion imitation, AMP-style motion priors</w:t>
+        <w:t>Generalizable skill learning, humanoid motion control, loco-manipulation concepts, motion imitation, AMP-style motion priors</w:t>
       </w:r>
     </w:p>
     <w:p>
@@ -715,42 +717,6 @@
           <w:i w:val="0"/>
           <w:color w:val="1E6E96"/>
           <w:sz w:val="18"/>
-        </w:rPr>
-        <w:t>AWARDS</w:t>
-      </w:r>
-    </w:p>
-    <w:p>
-      <w:pPr>
-        <w:pStyle w:val="ListBullet"/>
-        <w:keepNext w:val="0"/>
-        <w:spacing w:before="0" w:after="24" w:line="252" w:lineRule="auto"/>
-        <w:ind w:left="274" w:hanging="202"/>
-      </w:pPr>
-      <w:r>
-        <w:rPr>
-          <w:rFonts w:ascii="Arial" w:hAnsi="Arial"/>
-          <w:b w:val="0"/>
-          <w:i w:val="0"/>
-          <w:color w:val="1D2730"/>
-          <w:sz w:val="17"/>
-        </w:rPr>
-        <w:t>Third Place, RoboCup China Open 3D Simulation League, 2025.</w:t>
-      </w:r>
-    </w:p>
-    <w:p>
-      <w:pPr>
-        <w:pStyle w:val="ListBullet"/>
-        <w:keepNext w:val="0"/>
-        <w:spacing w:before="0" w:after="24" w:line="252" w:lineRule="auto"/>
-        <w:ind w:left="274" w:hanging="202"/>
-      </w:pPr>
-      <w:r>
-        <w:rPr>
-          <w:rFonts w:ascii="Arial" w:hAnsi="Arial"/>
-          <w:b w:val="0"/>
-          <w:i w:val="0"/>
-          <w:color w:val="1D2730"/>
-          <w:sz w:val="17"/>
         </w:rPr>
         <w:t>Third Place, Jiangsu Provincial Robot Competition 3D Simulation Group, 2025.</w:t>
       </w:r>
@@ -12857,6 +12823,17 @@
         <w:shd w:val="clear" w:color="auto" w:fill="FBCAA2" w:themeFill="accent6" w:themeFillTint="7F"/>
       </w:tcPr>
     </w:tblStylePr>
+  </w:style>
+  <w:style w:type="paragraph" w:customStyle="1" w:styleId="Equation">
+    <w:name w:val="Equation"/>
+    <w:pPr>
+      <w:keepLines/>
+      <w:spacing w:before="80" w:after="80"/>
+    </w:pPr>
+    <w:rPr>
+      <w:rFonts w:ascii="Cambria Math" w:hAnsi="Cambria Math" w:eastAsia="Cambria Math" w:cs="Cambria Math"/>
+      <w:sz w:val="21"/>
+    </w:rPr>
   </w:style>
 </w:styles>
 </file>
